--- a/core/src/main/resources/templates/empty.docx
+++ b/core/src/main/resources/templates/empty.docx
@@ -32,7 +32,6 @@
         <w:rFonts w:ascii="Calibri" w:hAnsi="Calibri" w:eastAsia="Calibri" w:cs="" w:asciiTheme="minorHAnsi" w:cstheme="minorBidi" w:eastAsiaTheme="minorHAnsi" w:hAnsiTheme="minorHAnsi"/>
         <w:sz w:val="24"/>
         <w:szCs w:val="24"/>
-        <w:lang w:val="en-US" w:eastAsia="en-US" w:bidi="ar-SA"/>
       </w:rPr>
     </w:rPrDefault>
     <w:pPrDefault>
@@ -432,7 +431,6 @@
       <w:kern w:val="0"/>
       <w:sz w:val="24"/>
       <w:szCs w:val="24"/>
-      <w:lang w:val="en-GB" w:eastAsia="en-US" w:bidi="ar-SA"/>
     </w:rPr>
   </w:style>
   <w:style w:type="character" w:styleId="DefaultParagraphFont" w:default="1">
